--- a/Отчет_Лабораторная_работа_1.docx
+++ b/Отчет_Лабораторная_работа_1.docx
@@ -459,7 +459,7 @@
           <w:sz w:val="28"/>
           <w:szCs w:val="28"/>
         </w:rPr>
-        <w:t>Крутских Елена</w:t>
+        <w:t>Крутских Е.И.</w:t>
       </w:r>
     </w:p>
     <w:p>
